--- a/Interview Guide/AEM Scenario Based Question.docx
+++ b/Interview Guide/AEM Scenario Based Question.docx
@@ -1063,19 +1063,63 @@
       </w:r>
     </w:p>
     <w:p>
-      <w:pPr>
-        <w:spacing w:line="240" w:lineRule="auto"/>
-      </w:pPr>
-    </w:p>
-    <w:p>
-      <w:pPr>
-        <w:spacing w:line="240" w:lineRule="auto"/>
-      </w:pPr>
-    </w:p>
-    <w:p>
-      <w:pPr>
-        <w:spacing w:line="240" w:lineRule="auto"/>
-      </w:pPr>
+      <w:r>
+        <w:t>Check:</w:t>
+      </w:r>
+    </w:p>
+    <w:p>
+      <w:pPr>
+        <w:numPr>
+          <w:ilvl w:val="0"/>
+          <w:numId w:val="9"/>
+        </w:numPr>
+      </w:pPr>
+      <w:r>
+        <w:t xml:space="preserve">Servlet path </w:t>
+      </w:r>
+    </w:p>
+    <w:p>
+      <w:pPr>
+        <w:numPr>
+          <w:ilvl w:val="0"/>
+          <w:numId w:val="9"/>
+        </w:numPr>
+      </w:pPr>
+      <w:r>
+        <w:t xml:space="preserve">Resource type </w:t>
+      </w:r>
+    </w:p>
+    <w:p>
+      <w:pPr>
+        <w:numPr>
+          <w:ilvl w:val="0"/>
+          <w:numId w:val="9"/>
+        </w:numPr>
+      </w:pPr>
+      <w:r>
+        <w:t xml:space="preserve">Method </w:t>
+      </w:r>
+    </w:p>
+    <w:p>
+      <w:pPr>
+        <w:numPr>
+          <w:ilvl w:val="0"/>
+          <w:numId w:val="9"/>
+        </w:numPr>
+      </w:pPr>
+      <w:r>
+        <w:t xml:space="preserve">OSGi activation </w:t>
+      </w:r>
+    </w:p>
+    <w:p>
+      <w:r>
+        <w:t>Check:</w:t>
+      </w:r>
+    </w:p>
+    <w:p>
+      <w:r>
+        <w:t>/system/console/components</w:t>
+      </w:r>
       <w:r>
         <w:pict w14:anchorId="37D3F140">
           <v:rect id="_x0000_i1028" style="width:0;height:1.5pt" o:hralign="center" o:hrstd="t" o:hr="t" fillcolor="#a0a0a0" stroked="f"/>
@@ -1272,9 +1316,53 @@
       </w:r>
     </w:p>
     <w:p>
-      <w:pPr>
-        <w:spacing w:line="240" w:lineRule="auto"/>
-      </w:pPr>
+      <w:r>
+        <w:t>Check:</w:t>
+      </w:r>
+    </w:p>
+    <w:p>
+      <w:pPr>
+        <w:numPr>
+          <w:ilvl w:val="0"/>
+          <w:numId w:val="10"/>
+        </w:numPr>
+      </w:pPr>
+      <w:r>
+        <w:lastRenderedPageBreak/>
+        <w:t xml:space="preserve">Bundle status </w:t>
+      </w:r>
+    </w:p>
+    <w:p>
+      <w:pPr>
+        <w:numPr>
+          <w:ilvl w:val="0"/>
+          <w:numId w:val="10"/>
+        </w:numPr>
+      </w:pPr>
+      <w:r>
+        <w:t xml:space="preserve">Missing dependency </w:t>
+      </w:r>
+    </w:p>
+    <w:p>
+      <w:pPr>
+        <w:numPr>
+          <w:ilvl w:val="0"/>
+          <w:numId w:val="10"/>
+        </w:numPr>
+      </w:pPr>
+      <w:r>
+        <w:t xml:space="preserve">Configuration issues </w:t>
+      </w:r>
+    </w:p>
+    <w:p>
+      <w:r>
+        <w:t>Console:</w:t>
+      </w:r>
+    </w:p>
+    <w:p>
+      <w:r>
+        <w:t>/system/console/bundles</w:t>
+      </w:r>
     </w:p>
     <w:sectPr>
       <w:pgSz w:w="11906" w:h="16838"/>
@@ -1402,6 +1490,155 @@
     </w:lvl>
   </w:abstractNum>
   <w:abstractNum w:abstractNumId="1" w15:restartNumberingAfterBreak="0">
+    <w:nsid w:val="25334E99"/>
+    <w:multiLevelType w:val="multilevel"/>
+    <w:tmpl w:val="1602CB0C"/>
+    <w:lvl w:ilvl="0">
+      <w:start w:val="1"/>
+      <w:numFmt w:val="bullet"/>
+      <w:lvlText w:val=""/>
+      <w:lvlJc w:val="left"/>
+      <w:pPr>
+        <w:tabs>
+          <w:tab w:val="num" w:pos="720"/>
+        </w:tabs>
+        <w:ind w:left="720" w:hanging="360"/>
+      </w:pPr>
+      <w:rPr>
+        <w:rFonts w:ascii="Symbol" w:hAnsi="Symbol" w:hint="default"/>
+        <w:sz w:val="20"/>
+      </w:rPr>
+    </w:lvl>
+    <w:lvl w:ilvl="1" w:tentative="1">
+      <w:start w:val="1"/>
+      <w:numFmt w:val="bullet"/>
+      <w:lvlText w:val="o"/>
+      <w:lvlJc w:val="left"/>
+      <w:pPr>
+        <w:tabs>
+          <w:tab w:val="num" w:pos="1440"/>
+        </w:tabs>
+        <w:ind w:left="1440" w:hanging="360"/>
+      </w:pPr>
+      <w:rPr>
+        <w:rFonts w:ascii="Courier New" w:hAnsi="Courier New" w:hint="default"/>
+        <w:sz w:val="20"/>
+      </w:rPr>
+    </w:lvl>
+    <w:lvl w:ilvl="2" w:tentative="1">
+      <w:start w:val="1"/>
+      <w:numFmt w:val="bullet"/>
+      <w:lvlText w:val=""/>
+      <w:lvlJc w:val="left"/>
+      <w:pPr>
+        <w:tabs>
+          <w:tab w:val="num" w:pos="2160"/>
+        </w:tabs>
+        <w:ind w:left="2160" w:hanging="360"/>
+      </w:pPr>
+      <w:rPr>
+        <w:rFonts w:ascii="Wingdings" w:hAnsi="Wingdings" w:hint="default"/>
+        <w:sz w:val="20"/>
+      </w:rPr>
+    </w:lvl>
+    <w:lvl w:ilvl="3" w:tentative="1">
+      <w:start w:val="1"/>
+      <w:numFmt w:val="bullet"/>
+      <w:lvlText w:val=""/>
+      <w:lvlJc w:val="left"/>
+      <w:pPr>
+        <w:tabs>
+          <w:tab w:val="num" w:pos="2880"/>
+        </w:tabs>
+        <w:ind w:left="2880" w:hanging="360"/>
+      </w:pPr>
+      <w:rPr>
+        <w:rFonts w:ascii="Wingdings" w:hAnsi="Wingdings" w:hint="default"/>
+        <w:sz w:val="20"/>
+      </w:rPr>
+    </w:lvl>
+    <w:lvl w:ilvl="4" w:tentative="1">
+      <w:start w:val="1"/>
+      <w:numFmt w:val="bullet"/>
+      <w:lvlText w:val=""/>
+      <w:lvlJc w:val="left"/>
+      <w:pPr>
+        <w:tabs>
+          <w:tab w:val="num" w:pos="3600"/>
+        </w:tabs>
+        <w:ind w:left="3600" w:hanging="360"/>
+      </w:pPr>
+      <w:rPr>
+        <w:rFonts w:ascii="Wingdings" w:hAnsi="Wingdings" w:hint="default"/>
+        <w:sz w:val="20"/>
+      </w:rPr>
+    </w:lvl>
+    <w:lvl w:ilvl="5" w:tentative="1">
+      <w:start w:val="1"/>
+      <w:numFmt w:val="bullet"/>
+      <w:lvlText w:val=""/>
+      <w:lvlJc w:val="left"/>
+      <w:pPr>
+        <w:tabs>
+          <w:tab w:val="num" w:pos="4320"/>
+        </w:tabs>
+        <w:ind w:left="4320" w:hanging="360"/>
+      </w:pPr>
+      <w:rPr>
+        <w:rFonts w:ascii="Wingdings" w:hAnsi="Wingdings" w:hint="default"/>
+        <w:sz w:val="20"/>
+      </w:rPr>
+    </w:lvl>
+    <w:lvl w:ilvl="6" w:tentative="1">
+      <w:start w:val="1"/>
+      <w:numFmt w:val="bullet"/>
+      <w:lvlText w:val=""/>
+      <w:lvlJc w:val="left"/>
+      <w:pPr>
+        <w:tabs>
+          <w:tab w:val="num" w:pos="5040"/>
+        </w:tabs>
+        <w:ind w:left="5040" w:hanging="360"/>
+      </w:pPr>
+      <w:rPr>
+        <w:rFonts w:ascii="Wingdings" w:hAnsi="Wingdings" w:hint="default"/>
+        <w:sz w:val="20"/>
+      </w:rPr>
+    </w:lvl>
+    <w:lvl w:ilvl="7" w:tentative="1">
+      <w:start w:val="1"/>
+      <w:numFmt w:val="bullet"/>
+      <w:lvlText w:val=""/>
+      <w:lvlJc w:val="left"/>
+      <w:pPr>
+        <w:tabs>
+          <w:tab w:val="num" w:pos="5760"/>
+        </w:tabs>
+        <w:ind w:left="5760" w:hanging="360"/>
+      </w:pPr>
+      <w:rPr>
+        <w:rFonts w:ascii="Wingdings" w:hAnsi="Wingdings" w:hint="default"/>
+        <w:sz w:val="20"/>
+      </w:rPr>
+    </w:lvl>
+    <w:lvl w:ilvl="8" w:tentative="1">
+      <w:start w:val="1"/>
+      <w:numFmt w:val="bullet"/>
+      <w:lvlText w:val=""/>
+      <w:lvlJc w:val="left"/>
+      <w:pPr>
+        <w:tabs>
+          <w:tab w:val="num" w:pos="6480"/>
+        </w:tabs>
+        <w:ind w:left="6480" w:hanging="360"/>
+      </w:pPr>
+      <w:rPr>
+        <w:rFonts w:ascii="Wingdings" w:hAnsi="Wingdings" w:hint="default"/>
+        <w:sz w:val="20"/>
+      </w:rPr>
+    </w:lvl>
+  </w:abstractNum>
+  <w:abstractNum w:abstractNumId="2" w15:restartNumberingAfterBreak="0">
     <w:nsid w:val="30614105"/>
     <w:multiLevelType w:val="multilevel"/>
     <w:tmpl w:val="561CF7C6"/>
@@ -1550,7 +1787,7 @@
       </w:rPr>
     </w:lvl>
   </w:abstractNum>
-  <w:abstractNum w:abstractNumId="2" w15:restartNumberingAfterBreak="0">
+  <w:abstractNum w:abstractNumId="3" w15:restartNumberingAfterBreak="0">
     <w:nsid w:val="4657498F"/>
     <w:multiLevelType w:val="multilevel"/>
     <w:tmpl w:val="56C8AA3A"/>
@@ -1663,7 +1900,7 @@
       </w:pPr>
     </w:lvl>
   </w:abstractNum>
-  <w:abstractNum w:abstractNumId="3" w15:restartNumberingAfterBreak="0">
+  <w:abstractNum w:abstractNumId="4" w15:restartNumberingAfterBreak="0">
     <w:nsid w:val="4EF72F3B"/>
     <w:multiLevelType w:val="multilevel"/>
     <w:tmpl w:val="68167638"/>
@@ -1776,7 +2013,7 @@
       </w:pPr>
     </w:lvl>
   </w:abstractNum>
-  <w:abstractNum w:abstractNumId="4" w15:restartNumberingAfterBreak="0">
+  <w:abstractNum w:abstractNumId="5" w15:restartNumberingAfterBreak="0">
     <w:nsid w:val="59BC3F0B"/>
     <w:multiLevelType w:val="hybridMultilevel"/>
     <w:tmpl w:val="65C257F6"/>
@@ -1865,7 +2102,7 @@
       </w:pPr>
     </w:lvl>
   </w:abstractNum>
-  <w:abstractNum w:abstractNumId="5" w15:restartNumberingAfterBreak="0">
+  <w:abstractNum w:abstractNumId="6" w15:restartNumberingAfterBreak="0">
     <w:nsid w:val="7826175F"/>
     <w:multiLevelType w:val="multilevel"/>
     <w:tmpl w:val="AC70DF72"/>
@@ -2014,7 +2251,156 @@
       </w:rPr>
     </w:lvl>
   </w:abstractNum>
-  <w:abstractNum w:abstractNumId="6" w15:restartNumberingAfterBreak="0">
+  <w:abstractNum w:abstractNumId="7" w15:restartNumberingAfterBreak="0">
+    <w:nsid w:val="78A936D5"/>
+    <w:multiLevelType w:val="multilevel"/>
+    <w:tmpl w:val="8532635C"/>
+    <w:lvl w:ilvl="0">
+      <w:start w:val="1"/>
+      <w:numFmt w:val="bullet"/>
+      <w:lvlText w:val=""/>
+      <w:lvlJc w:val="left"/>
+      <w:pPr>
+        <w:tabs>
+          <w:tab w:val="num" w:pos="720"/>
+        </w:tabs>
+        <w:ind w:left="720" w:hanging="360"/>
+      </w:pPr>
+      <w:rPr>
+        <w:rFonts w:ascii="Symbol" w:hAnsi="Symbol" w:hint="default"/>
+        <w:sz w:val="20"/>
+      </w:rPr>
+    </w:lvl>
+    <w:lvl w:ilvl="1" w:tentative="1">
+      <w:start w:val="1"/>
+      <w:numFmt w:val="bullet"/>
+      <w:lvlText w:val="o"/>
+      <w:lvlJc w:val="left"/>
+      <w:pPr>
+        <w:tabs>
+          <w:tab w:val="num" w:pos="1440"/>
+        </w:tabs>
+        <w:ind w:left="1440" w:hanging="360"/>
+      </w:pPr>
+      <w:rPr>
+        <w:rFonts w:ascii="Courier New" w:hAnsi="Courier New" w:hint="default"/>
+        <w:sz w:val="20"/>
+      </w:rPr>
+    </w:lvl>
+    <w:lvl w:ilvl="2" w:tentative="1">
+      <w:start w:val="1"/>
+      <w:numFmt w:val="bullet"/>
+      <w:lvlText w:val=""/>
+      <w:lvlJc w:val="left"/>
+      <w:pPr>
+        <w:tabs>
+          <w:tab w:val="num" w:pos="2160"/>
+        </w:tabs>
+        <w:ind w:left="2160" w:hanging="360"/>
+      </w:pPr>
+      <w:rPr>
+        <w:rFonts w:ascii="Wingdings" w:hAnsi="Wingdings" w:hint="default"/>
+        <w:sz w:val="20"/>
+      </w:rPr>
+    </w:lvl>
+    <w:lvl w:ilvl="3" w:tentative="1">
+      <w:start w:val="1"/>
+      <w:numFmt w:val="bullet"/>
+      <w:lvlText w:val=""/>
+      <w:lvlJc w:val="left"/>
+      <w:pPr>
+        <w:tabs>
+          <w:tab w:val="num" w:pos="2880"/>
+        </w:tabs>
+        <w:ind w:left="2880" w:hanging="360"/>
+      </w:pPr>
+      <w:rPr>
+        <w:rFonts w:ascii="Wingdings" w:hAnsi="Wingdings" w:hint="default"/>
+        <w:sz w:val="20"/>
+      </w:rPr>
+    </w:lvl>
+    <w:lvl w:ilvl="4" w:tentative="1">
+      <w:start w:val="1"/>
+      <w:numFmt w:val="bullet"/>
+      <w:lvlText w:val=""/>
+      <w:lvlJc w:val="left"/>
+      <w:pPr>
+        <w:tabs>
+          <w:tab w:val="num" w:pos="3600"/>
+        </w:tabs>
+        <w:ind w:left="3600" w:hanging="360"/>
+      </w:pPr>
+      <w:rPr>
+        <w:rFonts w:ascii="Wingdings" w:hAnsi="Wingdings" w:hint="default"/>
+        <w:sz w:val="20"/>
+      </w:rPr>
+    </w:lvl>
+    <w:lvl w:ilvl="5" w:tentative="1">
+      <w:start w:val="1"/>
+      <w:numFmt w:val="bullet"/>
+      <w:lvlText w:val=""/>
+      <w:lvlJc w:val="left"/>
+      <w:pPr>
+        <w:tabs>
+          <w:tab w:val="num" w:pos="4320"/>
+        </w:tabs>
+        <w:ind w:left="4320" w:hanging="360"/>
+      </w:pPr>
+      <w:rPr>
+        <w:rFonts w:ascii="Wingdings" w:hAnsi="Wingdings" w:hint="default"/>
+        <w:sz w:val="20"/>
+      </w:rPr>
+    </w:lvl>
+    <w:lvl w:ilvl="6" w:tentative="1">
+      <w:start w:val="1"/>
+      <w:numFmt w:val="bullet"/>
+      <w:lvlText w:val=""/>
+      <w:lvlJc w:val="left"/>
+      <w:pPr>
+        <w:tabs>
+          <w:tab w:val="num" w:pos="5040"/>
+        </w:tabs>
+        <w:ind w:left="5040" w:hanging="360"/>
+      </w:pPr>
+      <w:rPr>
+        <w:rFonts w:ascii="Wingdings" w:hAnsi="Wingdings" w:hint="default"/>
+        <w:sz w:val="20"/>
+      </w:rPr>
+    </w:lvl>
+    <w:lvl w:ilvl="7" w:tentative="1">
+      <w:start w:val="1"/>
+      <w:numFmt w:val="bullet"/>
+      <w:lvlText w:val=""/>
+      <w:lvlJc w:val="left"/>
+      <w:pPr>
+        <w:tabs>
+          <w:tab w:val="num" w:pos="5760"/>
+        </w:tabs>
+        <w:ind w:left="5760" w:hanging="360"/>
+      </w:pPr>
+      <w:rPr>
+        <w:rFonts w:ascii="Wingdings" w:hAnsi="Wingdings" w:hint="default"/>
+        <w:sz w:val="20"/>
+      </w:rPr>
+    </w:lvl>
+    <w:lvl w:ilvl="8" w:tentative="1">
+      <w:start w:val="1"/>
+      <w:numFmt w:val="bullet"/>
+      <w:lvlText w:val=""/>
+      <w:lvlJc w:val="left"/>
+      <w:pPr>
+        <w:tabs>
+          <w:tab w:val="num" w:pos="6480"/>
+        </w:tabs>
+        <w:ind w:left="6480" w:hanging="360"/>
+      </w:pPr>
+      <w:rPr>
+        <w:rFonts w:ascii="Wingdings" w:hAnsi="Wingdings" w:hint="default"/>
+        <w:sz w:val="20"/>
+      </w:rPr>
+    </w:lvl>
+  </w:abstractNum>
+  <w:abstractNum w:abstractNumId="8" w15:restartNumberingAfterBreak="0">
     <w:nsid w:val="7CAA6A84"/>
     <w:multiLevelType w:val="multilevel"/>
     <w:tmpl w:val="18AA9122"/>
@@ -2127,7 +2513,7 @@
       </w:pPr>
     </w:lvl>
   </w:abstractNum>
-  <w:abstractNum w:abstractNumId="7" w15:restartNumberingAfterBreak="0">
+  <w:abstractNum w:abstractNumId="9" w15:restartNumberingAfterBreak="0">
     <w:nsid w:val="7EE6156B"/>
     <w:multiLevelType w:val="multilevel"/>
     <w:tmpl w:val="B75E0DC6"/>
@@ -2277,28 +2663,34 @@
     </w:lvl>
   </w:abstractNum>
   <w:num w:numId="1" w16cid:durableId="1246839740">
-    <w:abstractNumId w:val="4"/>
+    <w:abstractNumId w:val="5"/>
   </w:num>
   <w:num w:numId="2" w16cid:durableId="513807594">
     <w:abstractNumId w:val="0"/>
   </w:num>
   <w:num w:numId="3" w16cid:durableId="839344873">
+    <w:abstractNumId w:val="8"/>
+  </w:num>
+  <w:num w:numId="4" w16cid:durableId="1481456595">
+    <w:abstractNumId w:val="4"/>
+  </w:num>
+  <w:num w:numId="5" w16cid:durableId="134834052">
+    <w:abstractNumId w:val="3"/>
+  </w:num>
+  <w:num w:numId="6" w16cid:durableId="1398088213">
+    <w:abstractNumId w:val="9"/>
+  </w:num>
+  <w:num w:numId="7" w16cid:durableId="190992391">
+    <w:abstractNumId w:val="2"/>
+  </w:num>
+  <w:num w:numId="8" w16cid:durableId="1600287638">
     <w:abstractNumId w:val="6"/>
   </w:num>
-  <w:num w:numId="4" w16cid:durableId="1481456595">
-    <w:abstractNumId w:val="3"/>
-  </w:num>
-  <w:num w:numId="5" w16cid:durableId="134834052">
-    <w:abstractNumId w:val="2"/>
-  </w:num>
-  <w:num w:numId="6" w16cid:durableId="1398088213">
-    <w:abstractNumId w:val="7"/>
-  </w:num>
-  <w:num w:numId="7" w16cid:durableId="190992391">
+  <w:num w:numId="9" w16cid:durableId="191303113">
     <w:abstractNumId w:val="1"/>
   </w:num>
-  <w:num w:numId="8" w16cid:durableId="1600287638">
-    <w:abstractNumId w:val="5"/>
+  <w:num w:numId="10" w16cid:durableId="328749842">
+    <w:abstractNumId w:val="7"/>
   </w:num>
 </w:numbering>
 </file>
